--- a/src/assets/rapportTemplates/gold.docx
+++ b/src/assets/rapportTemplates/gold.docx
@@ -402,6 +402,230 @@
                 <w:szCs w:val="18"/>
               </w:rPr>
               <w:t xml:space="preserve">Rapportnummer</w:t>
+            </w:r>
+          </w:p>
+        </w:tc>
+        <w:tc>
+          <w:tcPr>
+            <w:tcW w:type="dxa" w:w="2339"/>
+            <w:tcBorders>
+              <w:top w:val="single" w:color="B9C4CC" w:sz="2"/>
+              <w:left w:val="single" w:color="B9C4CC" w:sz="2"/>
+              <w:bottom w:val="single" w:color="B9C4CC" w:sz="2"/>
+              <w:right w:val="single" w:color="B9C4CC" w:sz="2"/>
+            </w:tcBorders>
+            <w:tcMar>
+              <w:top w:type="dxa" w:w="80"/>
+              <w:left w:type="dxa" w:w="100"/>
+              <w:bottom w:type="dxa" w:w="80"/>
+              <w:right w:type="dxa" w:w="100"/>
+            </w:tcMar>
+          </w:tcPr>
+          <w:p>
+            <w:r>
+              <w:rPr>
+                <w:sz w:val="18"/>
+                <w:szCs w:val="18"/>
+              </w:rPr>
+              <w:t xml:space="preserve"/>
+            </w:r>
+          </w:p>
+        </w:tc>
+      </w:tr>
+      <w:tr>
+        <w:tc>
+          <w:tcPr>
+            <w:tcW w:type="dxa" w:w="2339"/>
+            <w:tcBorders>
+              <w:top w:val="single" w:color="B9C4CC" w:sz="2"/>
+              <w:left w:val="single" w:color="B9C4CC" w:sz="2"/>
+              <w:bottom w:val="single" w:color="B9C4CC" w:sz="2"/>
+              <w:right w:val="single" w:color="B9C4CC" w:sz="2"/>
+            </w:tcBorders>
+            <w:shd w:fill="EAF0F4" w:color="auto" w:val="clear"/>
+            <w:tcMar>
+              <w:top w:type="dxa" w:w="80"/>
+              <w:left w:type="dxa" w:w="100"/>
+              <w:bottom w:type="dxa" w:w="80"/>
+              <w:right w:type="dxa" w:w="100"/>
+            </w:tcMar>
+          </w:tcPr>
+          <w:p>
+            <w:r>
+              <w:rPr>
+                <w:b/>
+                <w:bCs/>
+                <w:sz w:val="18"/>
+                <w:szCs w:val="18"/>
+              </w:rPr>
+              <w:t xml:space="preserve">Adviesbureau</w:t>
+            </w:r>
+          </w:p>
+        </w:tc>
+        <w:tc>
+          <w:tcPr>
+            <w:tcW w:type="dxa" w:w="2339"/>
+            <w:tcBorders>
+              <w:top w:val="single" w:color="B9C4CC" w:sz="2"/>
+              <w:left w:val="single" w:color="B9C4CC" w:sz="2"/>
+              <w:bottom w:val="single" w:color="B9C4CC" w:sz="2"/>
+              <w:right w:val="single" w:color="B9C4CC" w:sz="2"/>
+            </w:tcBorders>
+            <w:tcMar>
+              <w:top w:type="dxa" w:w="80"/>
+              <w:left w:type="dxa" w:w="100"/>
+              <w:bottom w:type="dxa" w:w="80"/>
+              <w:right w:type="dxa" w:w="100"/>
+            </w:tcMar>
+          </w:tcPr>
+          <w:p>
+            <w:r>
+              <w:rPr>
+                <w:sz w:val="18"/>
+                <w:szCs w:val="18"/>
+              </w:rPr>
+              <w:t xml:space="preserve"/>
+            </w:r>
+          </w:p>
+        </w:tc>
+        <w:tc>
+          <w:tcPr>
+            <w:tcW w:type="dxa" w:w="2339"/>
+            <w:tcBorders>
+              <w:top w:val="single" w:color="B9C4CC" w:sz="2"/>
+              <w:left w:val="single" w:color="B9C4CC" w:sz="2"/>
+              <w:bottom w:val="single" w:color="B9C4CC" w:sz="2"/>
+              <w:right w:val="single" w:color="B9C4CC" w:sz="2"/>
+            </w:tcBorders>
+            <w:shd w:fill="EAF0F4" w:color="auto" w:val="clear"/>
+            <w:tcMar>
+              <w:top w:type="dxa" w:w="80"/>
+              <w:left w:type="dxa" w:w="100"/>
+              <w:bottom w:type="dxa" w:w="80"/>
+              <w:right w:type="dxa" w:w="100"/>
+            </w:tcMar>
+          </w:tcPr>
+          <w:p>
+            <w:r>
+              <w:rPr>
+                <w:b/>
+                <w:bCs/>
+                <w:sz w:val="18"/>
+                <w:szCs w:val="18"/>
+              </w:rPr>
+              <w:t xml:space="preserve">Adres adviesbureau</w:t>
+            </w:r>
+          </w:p>
+        </w:tc>
+        <w:tc>
+          <w:tcPr>
+            <w:tcW w:type="dxa" w:w="2339"/>
+            <w:tcBorders>
+              <w:top w:val="single" w:color="B9C4CC" w:sz="2"/>
+              <w:left w:val="single" w:color="B9C4CC" w:sz="2"/>
+              <w:bottom w:val="single" w:color="B9C4CC" w:sz="2"/>
+              <w:right w:val="single" w:color="B9C4CC" w:sz="2"/>
+            </w:tcBorders>
+            <w:tcMar>
+              <w:top w:type="dxa" w:w="80"/>
+              <w:left w:type="dxa" w:w="100"/>
+              <w:bottom w:type="dxa" w:w="80"/>
+              <w:right w:type="dxa" w:w="100"/>
+            </w:tcMar>
+          </w:tcPr>
+          <w:p>
+            <w:r>
+              <w:rPr>
+                <w:sz w:val="18"/>
+                <w:szCs w:val="18"/>
+              </w:rPr>
+              <w:t xml:space="preserve"/>
+            </w:r>
+          </w:p>
+        </w:tc>
+      </w:tr>
+      <w:tr>
+        <w:tc>
+          <w:tcPr>
+            <w:tcW w:type="dxa" w:w="2339"/>
+            <w:tcBorders>
+              <w:top w:val="single" w:color="B9C4CC" w:sz="2"/>
+              <w:left w:val="single" w:color="B9C4CC" w:sz="2"/>
+              <w:bottom w:val="single" w:color="B9C4CC" w:sz="2"/>
+              <w:right w:val="single" w:color="B9C4CC" w:sz="2"/>
+            </w:tcBorders>
+            <w:shd w:fill="EAF0F4" w:color="auto" w:val="clear"/>
+            <w:tcMar>
+              <w:top w:type="dxa" w:w="80"/>
+              <w:left w:type="dxa" w:w="100"/>
+              <w:bottom w:type="dxa" w:w="80"/>
+              <w:right w:type="dxa" w:w="100"/>
+            </w:tcMar>
+          </w:tcPr>
+          <w:p>
+            <w:r>
+              <w:rPr>
+                <w:b/>
+                <w:bCs/>
+                <w:sz w:val="18"/>
+                <w:szCs w:val="18"/>
+              </w:rPr>
+              <w:t xml:space="preserve">Telefoon adviesbureau</w:t>
+            </w:r>
+          </w:p>
+        </w:tc>
+        <w:tc>
+          <w:tcPr>
+            <w:tcW w:type="dxa" w:w="2339"/>
+            <w:tcBorders>
+              <w:top w:val="single" w:color="B9C4CC" w:sz="2"/>
+              <w:left w:val="single" w:color="B9C4CC" w:sz="2"/>
+              <w:bottom w:val="single" w:color="B9C4CC" w:sz="2"/>
+              <w:right w:val="single" w:color="B9C4CC" w:sz="2"/>
+            </w:tcBorders>
+            <w:tcMar>
+              <w:top w:type="dxa" w:w="80"/>
+              <w:left w:type="dxa" w:w="100"/>
+              <w:bottom w:type="dxa" w:w="80"/>
+              <w:right w:type="dxa" w:w="100"/>
+            </w:tcMar>
+          </w:tcPr>
+          <w:p>
+            <w:r>
+              <w:rPr>
+                <w:sz w:val="18"/>
+                <w:szCs w:val="18"/>
+              </w:rPr>
+              <w:t xml:space="preserve"/>
+            </w:r>
+          </w:p>
+        </w:tc>
+        <w:tc>
+          <w:tcPr>
+            <w:tcW w:type="dxa" w:w="2339"/>
+            <w:tcBorders>
+              <w:top w:val="single" w:color="B9C4CC" w:sz="2"/>
+              <w:left w:val="single" w:color="B9C4CC" w:sz="2"/>
+              <w:bottom w:val="single" w:color="B9C4CC" w:sz="2"/>
+              <w:right w:val="single" w:color="B9C4CC" w:sz="2"/>
+            </w:tcBorders>
+            <w:shd w:fill="EAF0F4" w:color="auto" w:val="clear"/>
+            <w:tcMar>
+              <w:top w:type="dxa" w:w="80"/>
+              <w:left w:type="dxa" w:w="100"/>
+              <w:bottom w:type="dxa" w:w="80"/>
+              <w:right w:type="dxa" w:w="100"/>
+            </w:tcMar>
+          </w:tcPr>
+          <w:p>
+            <w:r>
+              <w:rPr>
+                <w:b/>
+                <w:bCs/>
+                <w:sz w:val="18"/>
+                <w:szCs w:val="18"/>
+              </w:rPr>
+              <w:t xml:space="preserve">E-mail adviesbureau</w:t>
             </w:r>
           </w:p>
         </w:tc>

--- a/src/assets/rapportTemplates/gold.docx
+++ b/src/assets/rapportTemplates/gold.docx
@@ -2413,874 +2413,6 @@
           </w:p>
         </w:tc>
       </w:tr>
-      <w:tr>
-        <w:tc>
-          <w:tcPr>
-            <w:tcW w:type="dxa" w:w="500"/>
-            <w:tcBorders>
-              <w:top w:val="single" w:color="B9C4CC" w:sz="2"/>
-              <w:left w:val="single" w:color="B9C4CC" w:sz="2"/>
-              <w:bottom w:val="single" w:color="B9C4CC" w:sz="2"/>
-              <w:right w:val="single" w:color="B9C4CC" w:sz="2"/>
-            </w:tcBorders>
-            <w:shd w:fill="EAF0F4" w:color="auto" w:val="clear"/>
-            <w:tcMar>
-              <w:top w:type="dxa" w:w="80"/>
-              <w:left w:type="dxa" w:w="90"/>
-              <w:bottom w:type="dxa" w:w="80"/>
-              <w:right w:type="dxa" w:w="90"/>
-            </w:tcMar>
-            <w:vAlign w:val="top"/>
-          </w:tcPr>
-          <w:p>
-            <w:r>
-              <w:rPr>
-                <w:color w:val="222222"/>
-                <w:sz w:val="17"/>
-                <w:szCs w:val="17"/>
-              </w:rPr>
-              <w:t xml:space="preserve">4</w:t>
-            </w:r>
-          </w:p>
-        </w:tc>
-        <w:tc>
-          <w:tcPr>
-            <w:tcW w:type="dxa" w:w="2900"/>
-            <w:tcBorders>
-              <w:top w:val="single" w:color="B9C4CC" w:sz="2"/>
-              <w:left w:val="single" w:color="B9C4CC" w:sz="2"/>
-              <w:bottom w:val="single" w:color="B9C4CC" w:sz="2"/>
-              <w:right w:val="single" w:color="B9C4CC" w:sz="2"/>
-            </w:tcBorders>
-            <w:shd w:fill="EAF0F4" w:color="auto" w:val="clear"/>
-            <w:tcMar>
-              <w:top w:type="dxa" w:w="80"/>
-              <w:left w:type="dxa" w:w="90"/>
-              <w:bottom w:type="dxa" w:w="80"/>
-              <w:right w:type="dxa" w:w="90"/>
-            </w:tcMar>
-            <w:vAlign w:val="top"/>
-          </w:tcPr>
-          <w:p>
-            <w:r>
-              <w:rPr>
-                <w:color w:val="222222"/>
-                <w:sz w:val="17"/>
-                <w:szCs w:val="17"/>
-              </w:rPr>
-              <w:t xml:space="preserve">[in te vullen]</w:t>
-            </w:r>
-          </w:p>
-        </w:tc>
-        <w:tc>
-          <w:tcPr>
-            <w:tcW w:type="dxa" w:w="2100"/>
-            <w:tcBorders>
-              <w:top w:val="single" w:color="B9C4CC" w:sz="2"/>
-              <w:left w:val="single" w:color="B9C4CC" w:sz="2"/>
-              <w:bottom w:val="single" w:color="B9C4CC" w:sz="2"/>
-              <w:right w:val="single" w:color="B9C4CC" w:sz="2"/>
-            </w:tcBorders>
-            <w:shd w:fill="EAF0F4" w:color="auto" w:val="clear"/>
-            <w:tcMar>
-              <w:top w:type="dxa" w:w="80"/>
-              <w:left w:type="dxa" w:w="90"/>
-              <w:bottom w:type="dxa" w:w="80"/>
-              <w:right w:type="dxa" w:w="90"/>
-            </w:tcMar>
-            <w:vAlign w:val="top"/>
-          </w:tcPr>
-          <w:p>
-            <w:r>
-              <w:rPr>
-                <w:color w:val="222222"/>
-                <w:sz w:val="17"/>
-                <w:szCs w:val="17"/>
-              </w:rPr>
-              <w:t xml:space="preserve">[in te vullen]</w:t>
-            </w:r>
-          </w:p>
-        </w:tc>
-        <w:tc>
-          <w:tcPr>
-            <w:tcW w:type="dxa" w:w="2100"/>
-            <w:tcBorders>
-              <w:top w:val="single" w:color="B9C4CC" w:sz="2"/>
-              <w:left w:val="single" w:color="B9C4CC" w:sz="2"/>
-              <w:bottom w:val="single" w:color="B9C4CC" w:sz="2"/>
-              <w:right w:val="single" w:color="B9C4CC" w:sz="2"/>
-            </w:tcBorders>
-            <w:shd w:fill="EAF0F4" w:color="auto" w:val="clear"/>
-            <w:tcMar>
-              <w:top w:type="dxa" w:w="80"/>
-              <w:left w:type="dxa" w:w="90"/>
-              <w:bottom w:type="dxa" w:w="80"/>
-              <w:right w:type="dxa" w:w="90"/>
-            </w:tcMar>
-            <w:vAlign w:val="top"/>
-          </w:tcPr>
-          <w:p>
-            <w:r>
-              <w:rPr>
-                <w:color w:val="222222"/>
-                <w:sz w:val="17"/>
-                <w:szCs w:val="17"/>
-              </w:rPr>
-              <w:t xml:space="preserve">[in te vullen]</w:t>
-            </w:r>
-          </w:p>
-        </w:tc>
-        <w:tc>
-          <w:tcPr>
-            <w:tcW w:type="dxa" w:w="1600"/>
-            <w:tcBorders>
-              <w:top w:val="single" w:color="B9C4CC" w:sz="2"/>
-              <w:left w:val="single" w:color="B9C4CC" w:sz="2"/>
-              <w:bottom w:val="single" w:color="B9C4CC" w:sz="2"/>
-              <w:right w:val="single" w:color="B9C4CC" w:sz="2"/>
-            </w:tcBorders>
-            <w:shd w:fill="EAF0F4" w:color="auto" w:val="clear"/>
-            <w:tcMar>
-              <w:top w:type="dxa" w:w="80"/>
-              <w:left w:type="dxa" w:w="90"/>
-              <w:bottom w:type="dxa" w:w="80"/>
-              <w:right w:type="dxa" w:w="90"/>
-            </w:tcMar>
-            <w:vAlign w:val="top"/>
-          </w:tcPr>
-          <w:p>
-            <w:r>
-              <w:rPr>
-                <w:color w:val="222222"/>
-                <w:sz w:val="17"/>
-                <w:szCs w:val="17"/>
-              </w:rPr>
-              <w:t xml:space="preserve">[in te vullen]</w:t>
-            </w:r>
-          </w:p>
-        </w:tc>
-        <w:tc>
-          <w:tcPr>
-            <w:tcW w:type="dxa" w:w="1156"/>
-            <w:tcBorders>
-              <w:top w:val="single" w:color="B9C4CC" w:sz="2"/>
-              <w:left w:val="single" w:color="B9C4CC" w:sz="2"/>
-              <w:bottom w:val="single" w:color="B9C4CC" w:sz="2"/>
-              <w:right w:val="single" w:color="B9C4CC" w:sz="2"/>
-            </w:tcBorders>
-            <w:shd w:fill="EAF0F4" w:color="auto" w:val="clear"/>
-            <w:tcMar>
-              <w:top w:type="dxa" w:w="80"/>
-              <w:left w:type="dxa" w:w="90"/>
-              <w:bottom w:type="dxa" w:w="80"/>
-              <w:right w:type="dxa" w:w="90"/>
-            </w:tcMar>
-            <w:vAlign w:val="top"/>
-          </w:tcPr>
-          <w:p>
-            <w:r>
-              <w:rPr>
-                <w:color w:val="222222"/>
-                <w:sz w:val="17"/>
-                <w:szCs w:val="17"/>
-              </w:rPr>
-              <w:t xml:space="preserve">[ ]</w:t>
-            </w:r>
-          </w:p>
-        </w:tc>
-      </w:tr>
-      <w:tr>
-        <w:tc>
-          <w:tcPr>
-            <w:tcW w:type="dxa" w:w="500"/>
-            <w:tcBorders>
-              <w:top w:val="single" w:color="B9C4CC" w:sz="2"/>
-              <w:left w:val="single" w:color="B9C4CC" w:sz="2"/>
-              <w:bottom w:val="single" w:color="B9C4CC" w:sz="2"/>
-              <w:right w:val="single" w:color="B9C4CC" w:sz="2"/>
-            </w:tcBorders>
-            <w:tcMar>
-              <w:top w:type="dxa" w:w="80"/>
-              <w:left w:type="dxa" w:w="90"/>
-              <w:bottom w:type="dxa" w:w="80"/>
-              <w:right w:type="dxa" w:w="90"/>
-            </w:tcMar>
-            <w:vAlign w:val="top"/>
-          </w:tcPr>
-          <w:p>
-            <w:r>
-              <w:rPr>
-                <w:color w:val="222222"/>
-                <w:sz w:val="17"/>
-                <w:szCs w:val="17"/>
-              </w:rPr>
-              <w:t xml:space="preserve">5</w:t>
-            </w:r>
-          </w:p>
-        </w:tc>
-        <w:tc>
-          <w:tcPr>
-            <w:tcW w:type="dxa" w:w="2900"/>
-            <w:tcBorders>
-              <w:top w:val="single" w:color="B9C4CC" w:sz="2"/>
-              <w:left w:val="single" w:color="B9C4CC" w:sz="2"/>
-              <w:bottom w:val="single" w:color="B9C4CC" w:sz="2"/>
-              <w:right w:val="single" w:color="B9C4CC" w:sz="2"/>
-            </w:tcBorders>
-            <w:tcMar>
-              <w:top w:type="dxa" w:w="80"/>
-              <w:left w:type="dxa" w:w="90"/>
-              <w:bottom w:type="dxa" w:w="80"/>
-              <w:right w:type="dxa" w:w="90"/>
-            </w:tcMar>
-            <w:vAlign w:val="top"/>
-          </w:tcPr>
-          <w:p>
-            <w:r>
-              <w:rPr>
-                <w:color w:val="222222"/>
-                <w:sz w:val="17"/>
-                <w:szCs w:val="17"/>
-              </w:rPr>
-              <w:t xml:space="preserve">[in te vullen]</w:t>
-            </w:r>
-          </w:p>
-        </w:tc>
-        <w:tc>
-          <w:tcPr>
-            <w:tcW w:type="dxa" w:w="2100"/>
-            <w:tcBorders>
-              <w:top w:val="single" w:color="B9C4CC" w:sz="2"/>
-              <w:left w:val="single" w:color="B9C4CC" w:sz="2"/>
-              <w:bottom w:val="single" w:color="B9C4CC" w:sz="2"/>
-              <w:right w:val="single" w:color="B9C4CC" w:sz="2"/>
-            </w:tcBorders>
-            <w:tcMar>
-              <w:top w:type="dxa" w:w="80"/>
-              <w:left w:type="dxa" w:w="90"/>
-              <w:bottom w:type="dxa" w:w="80"/>
-              <w:right w:type="dxa" w:w="90"/>
-            </w:tcMar>
-            <w:vAlign w:val="top"/>
-          </w:tcPr>
-          <w:p>
-            <w:r>
-              <w:rPr>
-                <w:color w:val="222222"/>
-                <w:sz w:val="17"/>
-                <w:szCs w:val="17"/>
-              </w:rPr>
-              <w:t xml:space="preserve">[in te vullen]</w:t>
-            </w:r>
-          </w:p>
-        </w:tc>
-        <w:tc>
-          <w:tcPr>
-            <w:tcW w:type="dxa" w:w="2100"/>
-            <w:tcBorders>
-              <w:top w:val="single" w:color="B9C4CC" w:sz="2"/>
-              <w:left w:val="single" w:color="B9C4CC" w:sz="2"/>
-              <w:bottom w:val="single" w:color="B9C4CC" w:sz="2"/>
-              <w:right w:val="single" w:color="B9C4CC" w:sz="2"/>
-            </w:tcBorders>
-            <w:tcMar>
-              <w:top w:type="dxa" w:w="80"/>
-              <w:left w:type="dxa" w:w="90"/>
-              <w:bottom w:type="dxa" w:w="80"/>
-              <w:right w:type="dxa" w:w="90"/>
-            </w:tcMar>
-            <w:vAlign w:val="top"/>
-          </w:tcPr>
-          <w:p>
-            <w:r>
-              <w:rPr>
-                <w:color w:val="222222"/>
-                <w:sz w:val="17"/>
-                <w:szCs w:val="17"/>
-              </w:rPr>
-              <w:t xml:space="preserve">[in te vullen]</w:t>
-            </w:r>
-          </w:p>
-        </w:tc>
-        <w:tc>
-          <w:tcPr>
-            <w:tcW w:type="dxa" w:w="1600"/>
-            <w:tcBorders>
-              <w:top w:val="single" w:color="B9C4CC" w:sz="2"/>
-              <w:left w:val="single" w:color="B9C4CC" w:sz="2"/>
-              <w:bottom w:val="single" w:color="B9C4CC" w:sz="2"/>
-              <w:right w:val="single" w:color="B9C4CC" w:sz="2"/>
-            </w:tcBorders>
-            <w:tcMar>
-              <w:top w:type="dxa" w:w="80"/>
-              <w:left w:type="dxa" w:w="90"/>
-              <w:bottom w:type="dxa" w:w="80"/>
-              <w:right w:type="dxa" w:w="90"/>
-            </w:tcMar>
-            <w:vAlign w:val="top"/>
-          </w:tcPr>
-          <w:p>
-            <w:r>
-              <w:rPr>
-                <w:color w:val="222222"/>
-                <w:sz w:val="17"/>
-                <w:szCs w:val="17"/>
-              </w:rPr>
-              <w:t xml:space="preserve">[in te vullen]</w:t>
-            </w:r>
-          </w:p>
-        </w:tc>
-        <w:tc>
-          <w:tcPr>
-            <w:tcW w:type="dxa" w:w="1156"/>
-            <w:tcBorders>
-              <w:top w:val="single" w:color="B9C4CC" w:sz="2"/>
-              <w:left w:val="single" w:color="B9C4CC" w:sz="2"/>
-              <w:bottom w:val="single" w:color="B9C4CC" w:sz="2"/>
-              <w:right w:val="single" w:color="B9C4CC" w:sz="2"/>
-            </w:tcBorders>
-            <w:tcMar>
-              <w:top w:type="dxa" w:w="80"/>
-              <w:left w:type="dxa" w:w="90"/>
-              <w:bottom w:type="dxa" w:w="80"/>
-              <w:right w:type="dxa" w:w="90"/>
-            </w:tcMar>
-            <w:vAlign w:val="top"/>
-          </w:tcPr>
-          <w:p>
-            <w:r>
-              <w:rPr>
-                <w:color w:val="222222"/>
-                <w:sz w:val="17"/>
-                <w:szCs w:val="17"/>
-              </w:rPr>
-              <w:t xml:space="preserve">[ ]</w:t>
-            </w:r>
-          </w:p>
-        </w:tc>
-      </w:tr>
-      <w:tr>
-        <w:tc>
-          <w:tcPr>
-            <w:tcW w:type="dxa" w:w="500"/>
-            <w:tcBorders>
-              <w:top w:val="single" w:color="B9C4CC" w:sz="2"/>
-              <w:left w:val="single" w:color="B9C4CC" w:sz="2"/>
-              <w:bottom w:val="single" w:color="B9C4CC" w:sz="2"/>
-              <w:right w:val="single" w:color="B9C4CC" w:sz="2"/>
-            </w:tcBorders>
-            <w:shd w:fill="EAF0F4" w:color="auto" w:val="clear"/>
-            <w:tcMar>
-              <w:top w:type="dxa" w:w="80"/>
-              <w:left w:type="dxa" w:w="90"/>
-              <w:bottom w:type="dxa" w:w="80"/>
-              <w:right w:type="dxa" w:w="90"/>
-            </w:tcMar>
-            <w:vAlign w:val="top"/>
-          </w:tcPr>
-          <w:p>
-            <w:r>
-              <w:rPr>
-                <w:color w:val="222222"/>
-                <w:sz w:val="17"/>
-                <w:szCs w:val="17"/>
-              </w:rPr>
-              <w:t xml:space="preserve">6</w:t>
-            </w:r>
-          </w:p>
-        </w:tc>
-        <w:tc>
-          <w:tcPr>
-            <w:tcW w:type="dxa" w:w="2900"/>
-            <w:tcBorders>
-              <w:top w:val="single" w:color="B9C4CC" w:sz="2"/>
-              <w:left w:val="single" w:color="B9C4CC" w:sz="2"/>
-              <w:bottom w:val="single" w:color="B9C4CC" w:sz="2"/>
-              <w:right w:val="single" w:color="B9C4CC" w:sz="2"/>
-            </w:tcBorders>
-            <w:shd w:fill="EAF0F4" w:color="auto" w:val="clear"/>
-            <w:tcMar>
-              <w:top w:type="dxa" w:w="80"/>
-              <w:left w:type="dxa" w:w="90"/>
-              <w:bottom w:type="dxa" w:w="80"/>
-              <w:right w:type="dxa" w:w="90"/>
-            </w:tcMar>
-            <w:vAlign w:val="top"/>
-          </w:tcPr>
-          <w:p>
-            <w:r>
-              <w:rPr>
-                <w:color w:val="222222"/>
-                <w:sz w:val="17"/>
-                <w:szCs w:val="17"/>
-              </w:rPr>
-              <w:t xml:space="preserve">[in te vullen]</w:t>
-            </w:r>
-          </w:p>
-        </w:tc>
-        <w:tc>
-          <w:tcPr>
-            <w:tcW w:type="dxa" w:w="2100"/>
-            <w:tcBorders>
-              <w:top w:val="single" w:color="B9C4CC" w:sz="2"/>
-              <w:left w:val="single" w:color="B9C4CC" w:sz="2"/>
-              <w:bottom w:val="single" w:color="B9C4CC" w:sz="2"/>
-              <w:right w:val="single" w:color="B9C4CC" w:sz="2"/>
-            </w:tcBorders>
-            <w:shd w:fill="EAF0F4" w:color="auto" w:val="clear"/>
-            <w:tcMar>
-              <w:top w:type="dxa" w:w="80"/>
-              <w:left w:type="dxa" w:w="90"/>
-              <w:bottom w:type="dxa" w:w="80"/>
-              <w:right w:type="dxa" w:w="90"/>
-            </w:tcMar>
-            <w:vAlign w:val="top"/>
-          </w:tcPr>
-          <w:p>
-            <w:r>
-              <w:rPr>
-                <w:color w:val="222222"/>
-                <w:sz w:val="17"/>
-                <w:szCs w:val="17"/>
-              </w:rPr>
-              <w:t xml:space="preserve">[in te vullen]</w:t>
-            </w:r>
-          </w:p>
-        </w:tc>
-        <w:tc>
-          <w:tcPr>
-            <w:tcW w:type="dxa" w:w="2100"/>
-            <w:tcBorders>
-              <w:top w:val="single" w:color="B9C4CC" w:sz="2"/>
-              <w:left w:val="single" w:color="B9C4CC" w:sz="2"/>
-              <w:bottom w:val="single" w:color="B9C4CC" w:sz="2"/>
-              <w:right w:val="single" w:color="B9C4CC" w:sz="2"/>
-            </w:tcBorders>
-            <w:shd w:fill="EAF0F4" w:color="auto" w:val="clear"/>
-            <w:tcMar>
-              <w:top w:type="dxa" w:w="80"/>
-              <w:left w:type="dxa" w:w="90"/>
-              <w:bottom w:type="dxa" w:w="80"/>
-              <w:right w:type="dxa" w:w="90"/>
-            </w:tcMar>
-            <w:vAlign w:val="top"/>
-          </w:tcPr>
-          <w:p>
-            <w:r>
-              <w:rPr>
-                <w:color w:val="222222"/>
-                <w:sz w:val="17"/>
-                <w:szCs w:val="17"/>
-              </w:rPr>
-              <w:t xml:space="preserve">[in te vullen]</w:t>
-            </w:r>
-          </w:p>
-        </w:tc>
-        <w:tc>
-          <w:tcPr>
-            <w:tcW w:type="dxa" w:w="1600"/>
-            <w:tcBorders>
-              <w:top w:val="single" w:color="B9C4CC" w:sz="2"/>
-              <w:left w:val="single" w:color="B9C4CC" w:sz="2"/>
-              <w:bottom w:val="single" w:color="B9C4CC" w:sz="2"/>
-              <w:right w:val="single" w:color="B9C4CC" w:sz="2"/>
-            </w:tcBorders>
-            <w:shd w:fill="EAF0F4" w:color="auto" w:val="clear"/>
-            <w:tcMar>
-              <w:top w:type="dxa" w:w="80"/>
-              <w:left w:type="dxa" w:w="90"/>
-              <w:bottom w:type="dxa" w:w="80"/>
-              <w:right w:type="dxa" w:w="90"/>
-            </w:tcMar>
-            <w:vAlign w:val="top"/>
-          </w:tcPr>
-          <w:p>
-            <w:r>
-              <w:rPr>
-                <w:color w:val="222222"/>
-                <w:sz w:val="17"/>
-                <w:szCs w:val="17"/>
-              </w:rPr>
-              <w:t xml:space="preserve">[in te vullen]</w:t>
-            </w:r>
-          </w:p>
-        </w:tc>
-        <w:tc>
-          <w:tcPr>
-            <w:tcW w:type="dxa" w:w="1156"/>
-            <w:tcBorders>
-              <w:top w:val="single" w:color="B9C4CC" w:sz="2"/>
-              <w:left w:val="single" w:color="B9C4CC" w:sz="2"/>
-              <w:bottom w:val="single" w:color="B9C4CC" w:sz="2"/>
-              <w:right w:val="single" w:color="B9C4CC" w:sz="2"/>
-            </w:tcBorders>
-            <w:shd w:fill="EAF0F4" w:color="auto" w:val="clear"/>
-            <w:tcMar>
-              <w:top w:type="dxa" w:w="80"/>
-              <w:left w:type="dxa" w:w="90"/>
-              <w:bottom w:type="dxa" w:w="80"/>
-              <w:right w:type="dxa" w:w="90"/>
-            </w:tcMar>
-            <w:vAlign w:val="top"/>
-          </w:tcPr>
-          <w:p>
-            <w:r>
-              <w:rPr>
-                <w:color w:val="222222"/>
-                <w:sz w:val="17"/>
-                <w:szCs w:val="17"/>
-              </w:rPr>
-              <w:t xml:space="preserve">[ ]</w:t>
-            </w:r>
-          </w:p>
-        </w:tc>
-      </w:tr>
-      <w:tr>
-        <w:tc>
-          <w:tcPr>
-            <w:tcW w:type="dxa" w:w="500"/>
-            <w:tcBorders>
-              <w:top w:val="single" w:color="B9C4CC" w:sz="2"/>
-              <w:left w:val="single" w:color="B9C4CC" w:sz="2"/>
-              <w:bottom w:val="single" w:color="B9C4CC" w:sz="2"/>
-              <w:right w:val="single" w:color="B9C4CC" w:sz="2"/>
-            </w:tcBorders>
-            <w:tcMar>
-              <w:top w:type="dxa" w:w="80"/>
-              <w:left w:type="dxa" w:w="90"/>
-              <w:bottom w:type="dxa" w:w="80"/>
-              <w:right w:type="dxa" w:w="90"/>
-            </w:tcMar>
-            <w:vAlign w:val="top"/>
-          </w:tcPr>
-          <w:p>
-            <w:r>
-              <w:rPr>
-                <w:color w:val="222222"/>
-                <w:sz w:val="17"/>
-                <w:szCs w:val="17"/>
-              </w:rPr>
-              <w:t xml:space="preserve">7</w:t>
-            </w:r>
-          </w:p>
-        </w:tc>
-        <w:tc>
-          <w:tcPr>
-            <w:tcW w:type="dxa" w:w="2900"/>
-            <w:tcBorders>
-              <w:top w:val="single" w:color="B9C4CC" w:sz="2"/>
-              <w:left w:val="single" w:color="B9C4CC" w:sz="2"/>
-              <w:bottom w:val="single" w:color="B9C4CC" w:sz="2"/>
-              <w:right w:val="single" w:color="B9C4CC" w:sz="2"/>
-            </w:tcBorders>
-            <w:tcMar>
-              <w:top w:type="dxa" w:w="80"/>
-              <w:left w:type="dxa" w:w="90"/>
-              <w:bottom w:type="dxa" w:w="80"/>
-              <w:right w:type="dxa" w:w="90"/>
-            </w:tcMar>
-            <w:vAlign w:val="top"/>
-          </w:tcPr>
-          <w:p>
-            <w:r>
-              <w:rPr>
-                <w:color w:val="222222"/>
-                <w:sz w:val="17"/>
-                <w:szCs w:val="17"/>
-              </w:rPr>
-              <w:t xml:space="preserve">[in te vullen]</w:t>
-            </w:r>
-          </w:p>
-        </w:tc>
-        <w:tc>
-          <w:tcPr>
-            <w:tcW w:type="dxa" w:w="2100"/>
-            <w:tcBorders>
-              <w:top w:val="single" w:color="B9C4CC" w:sz="2"/>
-              <w:left w:val="single" w:color="B9C4CC" w:sz="2"/>
-              <w:bottom w:val="single" w:color="B9C4CC" w:sz="2"/>
-              <w:right w:val="single" w:color="B9C4CC" w:sz="2"/>
-            </w:tcBorders>
-            <w:tcMar>
-              <w:top w:type="dxa" w:w="80"/>
-              <w:left w:type="dxa" w:w="90"/>
-              <w:bottom w:type="dxa" w:w="80"/>
-              <w:right w:type="dxa" w:w="90"/>
-            </w:tcMar>
-            <w:vAlign w:val="top"/>
-          </w:tcPr>
-          <w:p>
-            <w:r>
-              <w:rPr>
-                <w:color w:val="222222"/>
-                <w:sz w:val="17"/>
-                <w:szCs w:val="17"/>
-              </w:rPr>
-              <w:t xml:space="preserve">[in te vullen]</w:t>
-            </w:r>
-          </w:p>
-        </w:tc>
-        <w:tc>
-          <w:tcPr>
-            <w:tcW w:type="dxa" w:w="2100"/>
-            <w:tcBorders>
-              <w:top w:val="single" w:color="B9C4CC" w:sz="2"/>
-              <w:left w:val="single" w:color="B9C4CC" w:sz="2"/>
-              <w:bottom w:val="single" w:color="B9C4CC" w:sz="2"/>
-              <w:right w:val="single" w:color="B9C4CC" w:sz="2"/>
-            </w:tcBorders>
-            <w:tcMar>
-              <w:top w:type="dxa" w:w="80"/>
-              <w:left w:type="dxa" w:w="90"/>
-              <w:bottom w:type="dxa" w:w="80"/>
-              <w:right w:type="dxa" w:w="90"/>
-            </w:tcMar>
-            <w:vAlign w:val="top"/>
-          </w:tcPr>
-          <w:p>
-            <w:r>
-              <w:rPr>
-                <w:color w:val="222222"/>
-                <w:sz w:val="17"/>
-                <w:szCs w:val="17"/>
-              </w:rPr>
-              <w:t xml:space="preserve">[in te vullen]</w:t>
-            </w:r>
-          </w:p>
-        </w:tc>
-        <w:tc>
-          <w:tcPr>
-            <w:tcW w:type="dxa" w:w="1600"/>
-            <w:tcBorders>
-              <w:top w:val="single" w:color="B9C4CC" w:sz="2"/>
-              <w:left w:val="single" w:color="B9C4CC" w:sz="2"/>
-              <w:bottom w:val="single" w:color="B9C4CC" w:sz="2"/>
-              <w:right w:val="single" w:color="B9C4CC" w:sz="2"/>
-            </w:tcBorders>
-            <w:tcMar>
-              <w:top w:type="dxa" w:w="80"/>
-              <w:left w:type="dxa" w:w="90"/>
-              <w:bottom w:type="dxa" w:w="80"/>
-              <w:right w:type="dxa" w:w="90"/>
-            </w:tcMar>
-            <w:vAlign w:val="top"/>
-          </w:tcPr>
-          <w:p>
-            <w:r>
-              <w:rPr>
-                <w:color w:val="222222"/>
-                <w:sz w:val="17"/>
-                <w:szCs w:val="17"/>
-              </w:rPr>
-              <w:t xml:space="preserve">[in te vullen]</w:t>
-            </w:r>
-          </w:p>
-        </w:tc>
-        <w:tc>
-          <w:tcPr>
-            <w:tcW w:type="dxa" w:w="1156"/>
-            <w:tcBorders>
-              <w:top w:val="single" w:color="B9C4CC" w:sz="2"/>
-              <w:left w:val="single" w:color="B9C4CC" w:sz="2"/>
-              <w:bottom w:val="single" w:color="B9C4CC" w:sz="2"/>
-              <w:right w:val="single" w:color="B9C4CC" w:sz="2"/>
-            </w:tcBorders>
-            <w:tcMar>
-              <w:top w:type="dxa" w:w="80"/>
-              <w:left w:type="dxa" w:w="90"/>
-              <w:bottom w:type="dxa" w:w="80"/>
-              <w:right w:type="dxa" w:w="90"/>
-            </w:tcMar>
-            <w:vAlign w:val="top"/>
-          </w:tcPr>
-          <w:p>
-            <w:r>
-              <w:rPr>
-                <w:color w:val="222222"/>
-                <w:sz w:val="17"/>
-                <w:szCs w:val="17"/>
-              </w:rPr>
-              <w:t xml:space="preserve">[ ]</w:t>
-            </w:r>
-          </w:p>
-        </w:tc>
-      </w:tr>
-      <w:tr>
-        <w:tc>
-          <w:tcPr>
-            <w:tcW w:type="dxa" w:w="500"/>
-            <w:tcBorders>
-              <w:top w:val="single" w:color="B9C4CC" w:sz="2"/>
-              <w:left w:val="single" w:color="B9C4CC" w:sz="2"/>
-              <w:bottom w:val="single" w:color="B9C4CC" w:sz="2"/>
-              <w:right w:val="single" w:color="B9C4CC" w:sz="2"/>
-            </w:tcBorders>
-            <w:shd w:fill="EAF0F4" w:color="auto" w:val="clear"/>
-            <w:tcMar>
-              <w:top w:type="dxa" w:w="80"/>
-              <w:left w:type="dxa" w:w="90"/>
-              <w:bottom w:type="dxa" w:w="80"/>
-              <w:right w:type="dxa" w:w="90"/>
-            </w:tcMar>
-            <w:vAlign w:val="top"/>
-          </w:tcPr>
-          <w:p>
-            <w:r>
-              <w:rPr>
-                <w:color w:val="222222"/>
-                <w:sz w:val="17"/>
-                <w:szCs w:val="17"/>
-              </w:rPr>
-              <w:t xml:space="preserve">8</w:t>
-            </w:r>
-          </w:p>
-        </w:tc>
-        <w:tc>
-          <w:tcPr>
-            <w:tcW w:type="dxa" w:w="2900"/>
-            <w:tcBorders>
-              <w:top w:val="single" w:color="B9C4CC" w:sz="2"/>
-              <w:left w:val="single" w:color="B9C4CC" w:sz="2"/>
-              <w:bottom w:val="single" w:color="B9C4CC" w:sz="2"/>
-              <w:right w:val="single" w:color="B9C4CC" w:sz="2"/>
-            </w:tcBorders>
-            <w:shd w:fill="EAF0F4" w:color="auto" w:val="clear"/>
-            <w:tcMar>
-              <w:top w:type="dxa" w:w="80"/>
-              <w:left w:type="dxa" w:w="90"/>
-              <w:bottom w:type="dxa" w:w="80"/>
-              <w:right w:type="dxa" w:w="90"/>
-            </w:tcMar>
-            <w:vAlign w:val="top"/>
-          </w:tcPr>
-          <w:p>
-            <w:r>
-              <w:rPr>
-                <w:color w:val="222222"/>
-                <w:sz w:val="17"/>
-                <w:szCs w:val="17"/>
-              </w:rPr>
-              <w:t xml:space="preserve">[in te vullen]</w:t>
-            </w:r>
-          </w:p>
-        </w:tc>
-        <w:tc>
-          <w:tcPr>
-            <w:tcW w:type="dxa" w:w="2100"/>
-            <w:tcBorders>
-              <w:top w:val="single" w:color="B9C4CC" w:sz="2"/>
-              <w:left w:val="single" w:color="B9C4CC" w:sz="2"/>
-              <w:bottom w:val="single" w:color="B9C4CC" w:sz="2"/>
-              <w:right w:val="single" w:color="B9C4CC" w:sz="2"/>
-            </w:tcBorders>
-            <w:shd w:fill="EAF0F4" w:color="auto" w:val="clear"/>
-            <w:tcMar>
-              <w:top w:type="dxa" w:w="80"/>
-              <w:left w:type="dxa" w:w="90"/>
-              <w:bottom w:type="dxa" w:w="80"/>
-              <w:right w:type="dxa" w:w="90"/>
-            </w:tcMar>
-            <w:vAlign w:val="top"/>
-          </w:tcPr>
-          <w:p>
-            <w:r>
-              <w:rPr>
-                <w:color w:val="222222"/>
-                <w:sz w:val="17"/>
-                <w:szCs w:val="17"/>
-              </w:rPr>
-              <w:t xml:space="preserve">[in te vullen]</w:t>
-            </w:r>
-          </w:p>
-        </w:tc>
-        <w:tc>
-          <w:tcPr>
-            <w:tcW w:type="dxa" w:w="2100"/>
-            <w:tcBorders>
-              <w:top w:val="single" w:color="B9C4CC" w:sz="2"/>
-              <w:left w:val="single" w:color="B9C4CC" w:sz="2"/>
-              <w:bottom w:val="single" w:color="B9C4CC" w:sz="2"/>
-              <w:right w:val="single" w:color="B9C4CC" w:sz="2"/>
-            </w:tcBorders>
-            <w:shd w:fill="EAF0F4" w:color="auto" w:val="clear"/>
-            <w:tcMar>
-              <w:top w:type="dxa" w:w="80"/>
-              <w:left w:type="dxa" w:w="90"/>
-              <w:bottom w:type="dxa" w:w="80"/>
-              <w:right w:type="dxa" w:w="90"/>
-            </w:tcMar>
-            <w:vAlign w:val="top"/>
-          </w:tcPr>
-          <w:p>
-            <w:r>
-              <w:rPr>
-                <w:color w:val="222222"/>
-                <w:sz w:val="17"/>
-                <w:szCs w:val="17"/>
-              </w:rPr>
-              <w:t xml:space="preserve">[in te vullen]</w:t>
-            </w:r>
-          </w:p>
-        </w:tc>
-        <w:tc>
-          <w:tcPr>
-            <w:tcW w:type="dxa" w:w="1600"/>
-            <w:tcBorders>
-              <w:top w:val="single" w:color="B9C4CC" w:sz="2"/>
-              <w:left w:val="single" w:color="B9C4CC" w:sz="2"/>
-              <w:bottom w:val="single" w:color="B9C4CC" w:sz="2"/>
-              <w:right w:val="single" w:color="B9C4CC" w:sz="2"/>
-            </w:tcBorders>
-            <w:shd w:fill="EAF0F4" w:color="auto" w:val="clear"/>
-            <w:tcMar>
-              <w:top w:type="dxa" w:w="80"/>
-              <w:left w:type="dxa" w:w="90"/>
-              <w:bottom w:type="dxa" w:w="80"/>
-              <w:right w:type="dxa" w:w="90"/>
-            </w:tcMar>
-            <w:vAlign w:val="top"/>
-          </w:tcPr>
-          <w:p>
-            <w:r>
-              <w:rPr>
-                <w:color w:val="222222"/>
-                <w:sz w:val="17"/>
-                <w:szCs w:val="17"/>
-              </w:rPr>
-              <w:t xml:space="preserve">[in te vullen]</w:t>
-            </w:r>
-          </w:p>
-        </w:tc>
-        <w:tc>
-          <w:tcPr>
-            <w:tcW w:type="dxa" w:w="1156"/>
-            <w:tcBorders>
-              <w:top w:val="single" w:color="B9C4CC" w:sz="2"/>
-              <w:left w:val="single" w:color="B9C4CC" w:sz="2"/>
-              <w:bottom w:val="single" w:color="B9C4CC" w:sz="2"/>
-              <w:right w:val="single" w:color="B9C4CC" w:sz="2"/>
-            </w:tcBorders>
-            <w:shd w:fill="EAF0F4" w:color="auto" w:val="clear"/>
-            <w:tcMar>
-              <w:top w:type="dxa" w:w="80"/>
-              <w:left w:type="dxa" w:w="90"/>
-              <w:bottom w:type="dxa" w:w="80"/>
-              <w:right w:type="dxa" w:w="90"/>
-            </w:tcMar>
-            <w:vAlign w:val="top"/>
-          </w:tcPr>
-          <w:p>
-            <w:r>
-              <w:rPr>
-                <w:color w:val="222222"/>
-                <w:sz w:val="17"/>
-                <w:szCs w:val="17"/>
-              </w:rPr>
-              <w:t xml:space="preserve">[ ]</w:t>
-            </w:r>
-          </w:p>
-        </w:tc>
-      </w:tr>
     </w:tbl>
     <w:p>
       <w:pPr>
@@ -3307,7 +2439,7 @@
           <w:sz w:val="20"/>
           <w:szCs w:val="20"/>
         </w:rPr>
-        <w:t xml:space="preserve">Volledige subsidiebegeleiding (EIA, ISDE en overige regelingen) — SMV Advies verzorgt de aanvraag en bewaakt deadlines en voorwaarden namens de klant.</w:t>
+        <w:t>Ondersteuning bij de EIA/ISDE-aanvraag (en overige relevante regelingen) — SMV Advies helpt bij de aanvraag en het bewaken van deadlines en voorwaarden.</w:t>
       </w:r>
     </w:p>
     <w:p>
